--- a/mi-aporte-cesar-lopez-arteaga.docx
+++ b/mi-aporte-cesar-lopez-arteaga.docx
@@ -12,12 +12,21 @@
     </w:p>
     <w:p>
       <w:r>
-        <w:t>Estudiante: López Arteaga, César Omar</w:t>
+        <w:t>Grupo 10 — integrantes:</w:t>
       </w:r>
     </w:p>
     <w:p>
       <w:r>
-        <w:t>Código: 20215508C | Proyecto: TriageVoz Rural | Base: LEC06 y LEC07</w:t>
+        <w:t>• Santa Cruz Basilio, Jesus Diego — 20235005G</w:t>
+        <w:br/>
+        <w:t>• López Arteaga, César Omar — 20236743A</w:t>
+        <w:br/>
+        <w:t>• Pumayauli Evangelista, Bryan José — 20212209E</w:t>
+      </w:r>
+    </w:p>
+    <w:p>
+      <w:r>
+        <w:t>Aporte personal registrado: López Arteaga, César Omar — 20236743A.</w:t>
       </w:r>
     </w:p>
     <w:p>
@@ -96,7 +105,7 @@
     </w:p>
     <w:p>
       <w:r>
-        <w:t>Este documento describe el trabajo incluido en la entrega preparada. Antes de presentar la sustentación, el estudiante debe contrastar y ajustar esta declaración a su participación real, grabar personalmente el video y publicar el repositorio GitHub. No se atribuyen contribuciones de integrantes del grupo no identificados.</w:t>
+        <w:t>Este documento describe el trabajo incluido en la entrega preparada. Antes de presentar la sustentación, el estudiante debe contrastar y ajustar esta declaración a su participación real, grabar personalmente el video y publicar el repositorio GitHub. Los tres integrantes están identificados; el aporte individual descrito debe verificarse por el estudiante antes de la sustentación.</w:t>
       </w:r>
     </w:p>
     <w:p>

--- a/mi-aporte-cesar-lopez-arteaga.docx
+++ b/mi-aporte-cesar-lopez-arteaga.docx
@@ -12,21 +12,45 @@
     </w:p>
     <w:p>
       <w:r>
-        <w:t>Grupo 10 — integrantes:</w:t>
+        <w:rPr>
+          <w:b/>
+        </w:rPr>
+        <w:t>Grupo 10 — Integrantes:</w:t>
+      </w:r>
+    </w:p>
+    <w:p>
+      <w:pPr>
+        <w:pStyle w:val="ListBullet"/>
+      </w:pPr>
+      <w:r>
+        <w:t>Santa Cruz Basilio, Jesus Diego — 20235005G</w:t>
+      </w:r>
+    </w:p>
+    <w:p>
+      <w:pPr>
+        <w:pStyle w:val="ListBullet"/>
+      </w:pPr>
+      <w:r>
+        <w:t>López Arteaga, César Omar — 20215508C</w:t>
+      </w:r>
+    </w:p>
+    <w:p>
+      <w:pPr>
+        <w:pStyle w:val="ListBullet"/>
+      </w:pPr>
+      <w:r>
+        <w:t>Pumayauli Evangelista, Bryan José — 20212209E</w:t>
       </w:r>
     </w:p>
     <w:p>
       <w:r>
-        <w:t>• Santa Cruz Basilio, Jesus Diego — 20235005G</w:t>
-        <w:br/>
-        <w:t>• López Arteaga, César Omar — 20236743A</w:t>
-        <w:br/>
-        <w:t>• Pumayauli Evangelista, Bryan José — 20212209E</w:t>
+        <w:rPr>
+          <w:b/>
+        </w:rPr>
+        <w:t>Aporte personal registrado:</w:t>
       </w:r>
-    </w:p>
-    <w:p>
       <w:r>
-        <w:t>Aporte personal registrado: López Arteaga, César Omar — 20236743A.</w:t>
+        <w:t xml:space="preserve"> López Arteaga, César Omar — 20215508C.</w:t>
       </w:r>
     </w:p>
     <w:p>
@@ -34,7 +58,7 @@
         <w:pStyle w:val="Heading1"/>
       </w:pPr>
       <w:r>
-        <w:t>1. Aporte documentado en los archivos</w:t>
+        <w:t>1. Aporte personal documentado</w:t>
       </w:r>
     </w:p>
     <w:p>
@@ -42,7 +66,7 @@
         <w:pStyle w:val="ListBullet"/>
       </w:pPr>
       <w:r>
-        <w:t>Se integró el alcance de LEC06: 17 requerimientos funcionales, 10 no funcionales y 10 historias de usuario, y se extendió la matriz para criterios adicionales de PC2.</w:t>
+        <w:t>Consolidé los requerimientos de LEC06 (17 funcionales y 10 no funcionales) y sus 10 historias de usuario; amplié la matriz de trazabilidad con los criterios y requerimientos de PC2.</w:t>
       </w:r>
     </w:p>
     <w:p>
@@ -50,7 +74,7 @@
         <w:pStyle w:val="ListBullet"/>
       </w:pPr>
       <w:r>
-        <w:t>Se desarrolló el rediseño propuesto en LEC07 en tres prototipos navegables de fidelidad media, seleccionando la alternativa C multimodal.</w:t>
+        <w:t>Organicé el rediseño de LEC07 mediante tres alternativas navegables (A, B y C) y sustenté la selección de la interfaz multimodal integrada (C).</w:t>
       </w:r>
     </w:p>
     <w:p>
@@ -58,7 +82,7 @@
         <w:pStyle w:val="ListBullet"/>
       </w:pPr>
       <w:r>
-        <w:t>Se preparó el código fuente de una PWA académica: interfaz táctil por región corporal, formulario de entrevista, dictado condicionado al navegador, confirmación y resumen simulado.</w:t>
+        <w:t>Integré y verifiqué el flujo de la PWA TriageVoz Rural: selección corporal, entrevista por texto o voz, confirmación, resumen y envío de un caso ficticio.</w:t>
       </w:r>
     </w:p>
     <w:p>
@@ -66,7 +90,7 @@
         <w:pStyle w:val="ListBullet"/>
       </w:pPr>
       <w:r>
-        <w:t>Se implementó un servidor local Node con endpoints de casos ficticios, consulta por código, acuse de recepción, respuesta de rol médico simulado y adaptador opcional para LLM.</w:t>
+        <w:t>Probé la comunicación local entre los dos roles: consulta del caso desde la bandeja, confirmación de recepción, respuesta del médico simulado y lectura de la respuesta por el paciente.</w:t>
       </w:r>
     </w:p>
     <w:p>
@@ -74,7 +98,7 @@
         <w:pStyle w:val="ListBullet"/>
       </w:pPr>
       <w:r>
-        <w:t>Se organizaron README, guía de instalación, diagramas C4, secuencia de pantallas, Gantt, pruebas automáticas y capturas en el repositorio descargable.</w:t>
+        <w:t>Organicé la documentación técnica y las evidencias del proyecto: informe PC2, matriz RF/RNF–HU, arquitectura C4, flujo de pantallas, guía de ejecución y pruebas.</w:t>
       </w:r>
     </w:p>
     <w:p>
@@ -82,17 +106,40 @@
         <w:pStyle w:val="Heading1"/>
       </w:pPr>
       <w:r>
-        <w:t>2. Evidencia reproducible</w:t>
+        <w:t>2. Evidencia verificable de mi aporte</w:t>
       </w:r>
     </w:p>
     <w:p>
       <w:r>
-        <w:t>Archivos principales: public/app.js, public/index.html, server.mjs, docs/05-trazabilidad.csv, docs/01-informe-PC2.docx, tests/app.test.mjs y assets/01…08. Ejecutar «npm test» para reproducir las verificaciones de la API local.</w:t>
+        <w:t>La documentación y los archivos que respaldan mi participación se encuentran en el repositorio del Grupo 10: docs/01-informe-PC2.docx, docs/05-trazabilidad.csv, docs/02-arquitectura-C4.md, public/app.js, public/index.html, server.mjs y tests/.</w:t>
       </w:r>
     </w:p>
     <w:p>
       <w:r>
-        <w:t>Resultado de preparación del paquete: 8/8 pruebas automáticas aprobadas. Se obtuvieron capturas de diez pantallas usando Chromium y un puente de ejecución para el servidor local. Debe verificarse la instalación y ejecución directamente en el equipo de exposición.</w:t>
+        <w:t xml:space="preserve">Ejecuté en mi computadora el flujo completo con el caso ficticio </w:t>
+      </w:r>
+      <w:r>
+        <w:rPr>
+          <w:b/>
+        </w:rPr>
+        <w:t>SALA-555CEF76E974</w:t>
+      </w:r>
+      <w:r>
+        <w:t>: lo envié como paciente, comprobé su recepción en el rol médico, registré una respuesta y verifiqué que apareciera en la vista del paciente. Este recorrido quedó documentado mediante capturas manuales de la prueba.</w:t>
+      </w:r>
+    </w:p>
+    <w:p>
+      <w:r>
+        <w:t xml:space="preserve">Como verificación complementaria, el repositorio registra </w:t>
+      </w:r>
+      <w:r>
+        <w:rPr>
+          <w:b/>
+        </w:rPr>
+        <w:t>12 pruebas automáticas aprobadas</w:t>
+      </w:r>
+      <w:r>
+        <w:t xml:space="preserve"> y cinco capturas E2E de Chromium. El procedimiento y sus resultados están documentados en docs/06-pruebas-y-evidencias.md y docs/15-evidencias-e2e.md.</w:t>
       </w:r>
     </w:p>
     <w:p>
@@ -100,27 +147,332 @@
         <w:pStyle w:val="Heading1"/>
       </w:pPr>
       <w:r>
-        <w:t>3. Alcance personal y evidencia pendiente</w:t>
+        <w:t>3. Mi contribución y alcance del resultado</w:t>
       </w:r>
     </w:p>
     <w:p>
       <w:r>
-        <w:t>Este documento describe el trabajo incluido en la entrega preparada. Antes de presentar la sustentación, el estudiante debe contrastar y ajustar esta declaración a su participación real, grabar personalmente el video y publicar el repositorio GitHub. Los tres integrantes están identificados; el aporte individual descrito debe verificarse por el estudiante antes de la sustentación.</w:t>
+        <w:t>Mi aporte consistió en estructurar los requisitos y la propuesta de interacción, integrar los entregables académicos y comprobar el funcionamiento del prototipo de extremo a extremo. Verifiqué que un caso pudiera registrarse, consultarse y recibir una respuesta visible, manteniendo la distinción entre «enviado» y «recibido».</w:t>
       </w:r>
     </w:p>
     <w:p>
       <w:r>
-        <w:t>No se afirma haber realizado validación con pacientes, pruebas clínicas, autenticación real de médicos, integración con credenciales privadas de Gemini o despliegue sanitario. El software solo maneja casos ficticios.</w:t>
+        <w:t>Trabajé exclusivamente con casos ficticios. Presento estos resultados como evidencias de funcionamiento de un prototipo académico local, no como validación clínica, autenticación de médicos reales ni despliegue de telemedicina en producción.</w:t>
+      </w:r>
+    </w:p>
+    <w:p>
+      <w:r>
+        <w:br w:type="page"/>
+      </w:r>
+    </w:p>
+    <w:p>
+      <w:pPr>
+        <w:pStyle w:val="Heading1"/>
+      </w:pPr>
+      <w:r>
+        <w:t>4. Evidencias visuales de funcionamiento</w:t>
+      </w:r>
+    </w:p>
+    <w:p>
+      <w:r>
+        <w:t xml:space="preserve">Incorporé evidencias de la interfaz ejecutada durante el flujo paciente–médico–paciente. Las siguientes capturas del repositorio son verificaciones automatizadas en Chromium con </w:t>
+      </w:r>
+      <w:r>
+        <w:rPr>
+          <w:b/>
+        </w:rPr>
+        <w:t>un caso ficticio distinto del SALA-555CEF76E974</w:t>
+      </w:r>
+      <w:r>
+        <w:t xml:space="preserve"> que usé en mi prueba manual; no deben presentarse como capturas de la misma sesión.</w:t>
+      </w:r>
+    </w:p>
+    <w:p>
+      <w:r>
+        <w:t>Las imágenes originales y su procedimiento de obtención pueden revisarse en [el registro de evidencias E2E](docs/15-evidencias-e2e.md). Estas capturas muestran la funcionalidad del prototipo y complementan —sin sustituir— mi prueba manual.</w:t>
+      </w:r>
+    </w:p>
+    <w:p>
+      <w:pPr>
+        <w:jc w:val="center"/>
+      </w:pPr>
+      <w:r>
+        <w:drawing>
+          <wp:inline xmlns:a="http://schemas.openxmlformats.org/drawingml/2006/main" xmlns:pic="http://schemas.openxmlformats.org/drawingml/2006/picture">
+            <wp:extent cx="5742000" cy="4720546"/>
+            <wp:docPr id="1" name="Picture 1"/>
+            <wp:cNvGraphicFramePr>
+              <a:graphicFrameLocks noChangeAspect="1"/>
+            </wp:cNvGraphicFramePr>
+            <a:graphic>
+              <a:graphicData uri="http://schemas.openxmlformats.org/drawingml/2006/picture">
+                <pic:pic>
+                  <pic:nvPicPr>
+                    <pic:cNvPr id="0" name="01-caso-enviado.png"/>
+                    <pic:cNvPicPr/>
+                  </pic:nvPicPr>
+                  <pic:blipFill>
+                    <a:blip r:embed="rId9"/>
+                    <a:stretch>
+                      <a:fillRect/>
+                    </a:stretch>
+                  </pic:blipFill>
+                  <pic:spPr>
+                    <a:xfrm>
+                      <a:off x="0" y="0"/>
+                      <a:ext cx="5742000" cy="4720546"/>
+                    </a:xfrm>
+                    <a:prstGeom prst="rect"/>
+                  </pic:spPr>
+                </pic:pic>
+              </a:graphicData>
+            </a:graphic>
+          </wp:inline>
+        </w:drawing>
+      </w:r>
+    </w:p>
+    <w:p>
+      <w:pPr>
+        <w:jc w:val="center"/>
+      </w:pPr>
+      <w:r>
+        <w:rPr>
+          <w:b/>
+          <w:sz w:val="18"/>
+        </w:rPr>
+        <w:t>Figura 1. Caso de pre-triaje registrado y enviado al servidor local.</w:t>
+      </w:r>
+    </w:p>
+    <w:p>
+      <w:pPr>
+        <w:pStyle w:val="Caption"/>
+        <w:jc w:val="center"/>
+      </w:pPr>
+      <w:r>
+        <w:t>Fuente: ejecución automatizada del prototipo TriageVoz Rural en Chromium, datos ficticios. Sesión distinta de la prueba manual SALA-555CEF76E974.</w:t>
+      </w:r>
+    </w:p>
+    <w:p>
+      <w:r>
+        <w:br w:type="page"/>
+      </w:r>
+    </w:p>
+    <w:p>
+      <w:pPr>
+        <w:jc w:val="center"/>
+      </w:pPr>
+      <w:r>
+        <w:drawing>
+          <wp:inline xmlns:a="http://schemas.openxmlformats.org/drawingml/2006/main" xmlns:pic="http://schemas.openxmlformats.org/drawingml/2006/picture">
+            <wp:extent cx="5742000" cy="6553278"/>
+            <wp:docPr id="2" name="Picture 2"/>
+            <wp:cNvGraphicFramePr>
+              <a:graphicFrameLocks noChangeAspect="1"/>
+            </wp:cNvGraphicFramePr>
+            <a:graphic>
+              <a:graphicData uri="http://schemas.openxmlformats.org/drawingml/2006/picture">
+                <pic:pic>
+                  <pic:nvPicPr>
+                    <pic:cNvPr id="0" name="02-bandeja-casos.png"/>
+                    <pic:cNvPicPr/>
+                  </pic:nvPicPr>
+                  <pic:blipFill>
+                    <a:blip r:embed="rId10"/>
+                    <a:stretch>
+                      <a:fillRect/>
+                    </a:stretch>
+                  </pic:blipFill>
+                  <pic:spPr>
+                    <a:xfrm>
+                      <a:off x="0" y="0"/>
+                      <a:ext cx="5742000" cy="6553278"/>
+                    </a:xfrm>
+                    <a:prstGeom prst="rect"/>
+                  </pic:spPr>
+                </pic:pic>
+              </a:graphicData>
+            </a:graphic>
+          </wp:inline>
+        </w:drawing>
+      </w:r>
+    </w:p>
+    <w:p>
+      <w:pPr>
+        <w:jc w:val="center"/>
+      </w:pPr>
+      <w:r>
+        <w:rPr>
+          <w:b/>
+          <w:sz w:val="18"/>
+        </w:rPr>
+        <w:t>Figura 2. Bandeja del médico remoto con el caso disponible para consulta.</w:t>
+      </w:r>
+    </w:p>
+    <w:p>
+      <w:pPr>
+        <w:pStyle w:val="Caption"/>
+        <w:jc w:val="center"/>
+      </w:pPr>
+      <w:r>
+        <w:t>Fuente: ejecución automatizada del prototipo TriageVoz Rural en Chromium, datos ficticios. Sesión distinta de la prueba manual SALA-555CEF76E974.</w:t>
+      </w:r>
+    </w:p>
+    <w:p>
+      <w:r>
+        <w:br w:type="page"/>
+      </w:r>
+    </w:p>
+    <w:p>
+      <w:pPr>
+        <w:jc w:val="center"/>
+      </w:pPr>
+      <w:r>
+        <w:drawing>
+          <wp:inline xmlns:a="http://schemas.openxmlformats.org/drawingml/2006/main" xmlns:pic="http://schemas.openxmlformats.org/drawingml/2006/picture">
+            <wp:extent cx="5742000" cy="9928700"/>
+            <wp:docPr id="3" name="Picture 3"/>
+            <wp:cNvGraphicFramePr>
+              <a:graphicFrameLocks noChangeAspect="1"/>
+            </wp:cNvGraphicFramePr>
+            <a:graphic>
+              <a:graphicData uri="http://schemas.openxmlformats.org/drawingml/2006/picture">
+                <pic:pic>
+                  <pic:nvPicPr>
+                    <pic:cNvPr id="0" name="03-confirmacion-historial.png"/>
+                    <pic:cNvPicPr/>
+                  </pic:nvPicPr>
+                  <pic:blipFill>
+                    <a:blip r:embed="rId11"/>
+                    <a:stretch>
+                      <a:fillRect/>
+                    </a:stretch>
+                  </pic:blipFill>
+                  <pic:spPr>
+                    <a:xfrm>
+                      <a:off x="0" y="0"/>
+                      <a:ext cx="5742000" cy="9928700"/>
+                    </a:xfrm>
+                    <a:prstGeom prst="rect"/>
+                  </pic:spPr>
+                </pic:pic>
+              </a:graphicData>
+            </a:graphic>
+          </wp:inline>
+        </w:drawing>
+      </w:r>
+    </w:p>
+    <w:p>
+      <w:pPr>
+        <w:jc w:val="center"/>
+      </w:pPr>
+      <w:r>
+        <w:rPr>
+          <w:b/>
+          <w:sz w:val="18"/>
+        </w:rPr>
+        <w:t>Figura 3. Acuse del médico simulado y respuesta conservada en el historial.</w:t>
+      </w:r>
+    </w:p>
+    <w:p>
+      <w:pPr>
+        <w:pStyle w:val="Caption"/>
+        <w:jc w:val="center"/>
+      </w:pPr>
+      <w:r>
+        <w:t>Fuente: ejecución automatizada del prototipo TriageVoz Rural en Chromium, datos ficticios. Sesión distinta de la prueba manual SALA-555CEF76E974.</w:t>
+      </w:r>
+    </w:p>
+    <w:p>
+      <w:r>
+        <w:br w:type="page"/>
+      </w:r>
+    </w:p>
+    <w:p>
+      <w:pPr>
+        <w:jc w:val="center"/>
+      </w:pPr>
+      <w:r>
+        <w:drawing>
+          <wp:inline xmlns:a="http://schemas.openxmlformats.org/drawingml/2006/main" xmlns:pic="http://schemas.openxmlformats.org/drawingml/2006/picture">
+            <wp:extent cx="5742000" cy="5170322"/>
+            <wp:docPr id="4" name="Picture 4"/>
+            <wp:cNvGraphicFramePr>
+              <a:graphicFrameLocks noChangeAspect="1"/>
+            </wp:cNvGraphicFramePr>
+            <a:graphic>
+              <a:graphicData uri="http://schemas.openxmlformats.org/drawingml/2006/picture">
+                <pic:pic>
+                  <pic:nvPicPr>
+                    <pic:cNvPr id="0" name="04-respuesta-paciente.png"/>
+                    <pic:cNvPicPr/>
+                  </pic:nvPicPr>
+                  <pic:blipFill>
+                    <a:blip r:embed="rId12"/>
+                    <a:stretch>
+                      <a:fillRect/>
+                    </a:stretch>
+                  </pic:blipFill>
+                  <pic:spPr>
+                    <a:xfrm>
+                      <a:off x="0" y="0"/>
+                      <a:ext cx="5742000" cy="5170322"/>
+                    </a:xfrm>
+                    <a:prstGeom prst="rect"/>
+                  </pic:spPr>
+                </pic:pic>
+              </a:graphicData>
+            </a:graphic>
+          </wp:inline>
+        </w:drawing>
+      </w:r>
+    </w:p>
+    <w:p>
+      <w:pPr>
+        <w:jc w:val="center"/>
+      </w:pPr>
+      <w:r>
+        <w:rPr>
+          <w:b/>
+          <w:sz w:val="18"/>
+        </w:rPr>
+        <w:t>Figura 4. Confirmación recibida y mensaje visible desde la vista paciente.</w:t>
+      </w:r>
+    </w:p>
+    <w:p>
+      <w:pPr>
+        <w:pStyle w:val="Caption"/>
+        <w:jc w:val="center"/>
+      </w:pPr>
+      <w:r>
+        <w:t>Fuente: ejecución automatizada del prototipo TriageVoz Rural en Chromium, datos ficticios. Sesión distinta de la prueba manual SALA-555CEF76E974.</w:t>
       </w:r>
     </w:p>
     <w:sectPr>
+      <w:footerReference w:type="default" r:id="rId13"/>
       <w:pgSz w:w="12240" w:h="15840"/>
-      <w:pgMar w:top="1247" w:right="1361" w:bottom="1134" w:left="1361" w:header="720" w:footer="720" w:gutter="0"/>
+      <w:pgMar w:top="964" w:right="1202" w:bottom="924" w:left="1230" w:header="720" w:footer="720" w:gutter="0"/>
       <w:cols w:space="720"/>
       <w:docGrid w:linePitch="360"/>
     </w:sectPr>
   </w:body>
 </w:document>
+</file>
+
+<file path=word/footer1.xml><?xml version="1.0" encoding="utf-8"?>
+<w:ftr xmlns:m="http://schemas.openxmlformats.org/officeDocument/2006/math" xmlns:mc="http://schemas.openxmlformats.org/markup-compatibility/2006" xmlns:mo="http://schemas.microsoft.com/office/mac/office/2008/main" xmlns:mv="urn:schemas-microsoft-com:mac:vml" xmlns:o="urn:schemas-microsoft-com:office:office" xmlns:r="http://schemas.openxmlformats.org/officeDocument/2006/relationships" xmlns:v="urn:schemas-microsoft-com:vml" xmlns:w10="urn:schemas-microsoft-com:office:word" xmlns:w14="http://schemas.microsoft.com/office/word/2010/wordml" xmlns:w="http://schemas.openxmlformats.org/wordprocessingml/2006/main" xmlns:wne="http://schemas.microsoft.com/office/word/2006/wordml" xmlns:wp14="http://schemas.microsoft.com/office/word/2010/wordprocessingDrawing" xmlns:wp="http://schemas.openxmlformats.org/drawingml/2006/wordprocessingDrawing" xmlns:wpc="http://schemas.microsoft.com/office/word/2010/wordprocessingCanvas" xmlns:wpg="http://schemas.microsoft.com/office/word/2010/wordprocessingGroup" xmlns:wpi="http://schemas.microsoft.com/office/word/2010/wordprocessingInk" xmlns:wps="http://schemas.microsoft.com/office/word/2010/wordprocessingShape" mc:Ignorable="w14 wp14">
+  <w:p>
+    <w:pPr>
+      <w:pStyle w:val="Footer"/>
+      <w:jc w:val="center"/>
+    </w:pPr>
+    <w:r>
+      <w:rPr>
+        <w:sz w:val="16"/>
+      </w:rPr>
+      <w:t>López Arteaga, César Omar — 20215508C  |  PC2 CC451 · Grupo 10</w:t>
+    </w:r>
+  </w:p>
+</w:ftr>
 </file>
 
 <file path=word/numbering.xml><?xml version="1.0" encoding="utf-8"?>
@@ -486,6 +838,13 @@
     <w:name w:val="Normal"/>
     <w:qFormat/>
     <w:rsid w:val="00FC693F"/>
+    <w:pPr>
+      <w:spacing w:after="90" w:line="257" w:lineRule="auto"/>
+    </w:pPr>
+    <w:rPr>
+      <w:rFonts w:ascii="Aptos" w:hAnsi="Aptos"/>
+      <w:sz w:val="18"/>
+    </w:rPr>
   </w:style>
   <w:style w:type="paragraph" w:styleId="Header">
     <w:name w:val="header"/>
@@ -546,11 +905,11 @@
       <w:outlineLvl w:val="0"/>
     </w:pPr>
     <w:rPr>
-      <w:rFonts w:asciiTheme="majorHAnsi" w:eastAsiaTheme="majorEastAsia" w:hAnsiTheme="majorHAnsi" w:cstheme="majorBidi"/>
+      <w:rFonts w:asciiTheme="majorHAnsi" w:eastAsiaTheme="majorEastAsia" w:hAnsiTheme="majorHAnsi" w:cstheme="majorBidi" w:ascii="Aptos" w:hAnsi="Aptos"/>
       <w:b/>
       <w:bCs/>
-      <w:color w:val="365F91" w:themeColor="accent1" w:themeShade="BF"/>
-      <w:sz w:val="28"/>
+      <w:color w:val="124770"/>
+      <w:sz w:val="24"/>
       <w:szCs w:val="28"/>
     </w:rPr>
   </w:style>
@@ -570,10 +929,10 @@
       <w:outlineLvl w:val="1"/>
     </w:pPr>
     <w:rPr>
-      <w:rFonts w:asciiTheme="majorHAnsi" w:eastAsiaTheme="majorEastAsia" w:hAnsiTheme="majorHAnsi" w:cstheme="majorBidi"/>
+      <w:rFonts w:asciiTheme="majorHAnsi" w:eastAsiaTheme="majorEastAsia" w:hAnsiTheme="majorHAnsi" w:cstheme="majorBidi" w:ascii="Aptos" w:hAnsi="Aptos"/>
       <w:b/>
       <w:bCs/>
-      <w:color w:val="4F81BD" w:themeColor="accent1"/>
+      <w:color w:val="124770"/>
       <w:sz w:val="26"/>
       <w:szCs w:val="26"/>
     </w:rPr>
@@ -835,11 +1194,11 @@
       <w:contextualSpacing/>
     </w:pPr>
     <w:rPr>
-      <w:rFonts w:asciiTheme="majorHAnsi" w:eastAsiaTheme="majorEastAsia" w:hAnsiTheme="majorHAnsi" w:cstheme="majorBidi"/>
-      <w:color w:val="17365D" w:themeColor="text2" w:themeShade="BF"/>
+      <w:rFonts w:asciiTheme="majorHAnsi" w:eastAsiaTheme="majorEastAsia" w:hAnsiTheme="majorHAnsi" w:cstheme="majorBidi" w:ascii="Aptos" w:hAnsi="Aptos"/>
+      <w:color w:val="124770"/>
       <w:spacing w:val="5"/>
       <w:kern w:val="28"/>
-      <w:sz w:val="52"/>
+      <w:sz w:val="34"/>
       <w:szCs w:val="52"/>
     </w:rPr>
   </w:style>

--- a/mi-aporte-cesar-lopez-arteaga.docx
+++ b/mi-aporte-cesar-lopez-arteaga.docx
@@ -199,7 +199,7 @@
       <w:r>
         <w:drawing>
           <wp:inline xmlns:a="http://schemas.openxmlformats.org/drawingml/2006/main" xmlns:pic="http://schemas.openxmlformats.org/drawingml/2006/picture">
-            <wp:extent cx="5742000" cy="4720546"/>
+            <wp:extent cx="5436000" cy="7453758"/>
             <wp:docPr id="1" name="Picture 1"/>
             <wp:cNvGraphicFramePr>
               <a:graphicFrameLocks noChangeAspect="1"/>
@@ -220,7 +220,7 @@
                   <pic:spPr>
                     <a:xfrm>
                       <a:off x="0" y="0"/>
-                      <a:ext cx="5742000" cy="4720546"/>
+                      <a:ext cx="5436000" cy="7453758"/>
                     </a:xfrm>
                     <a:prstGeom prst="rect"/>
                   </pic:spPr>
@@ -264,7 +264,7 @@
       <w:r>
         <w:drawing>
           <wp:inline xmlns:a="http://schemas.openxmlformats.org/drawingml/2006/main" xmlns:pic="http://schemas.openxmlformats.org/drawingml/2006/picture">
-            <wp:extent cx="5742000" cy="6553278"/>
+            <wp:extent cx="5436000" cy="10347648"/>
             <wp:docPr id="2" name="Picture 2"/>
             <wp:cNvGraphicFramePr>
               <a:graphicFrameLocks noChangeAspect="1"/>
@@ -285,7 +285,7 @@
                   <pic:spPr>
                     <a:xfrm>
                       <a:off x="0" y="0"/>
-                      <a:ext cx="5742000" cy="6553278"/>
+                      <a:ext cx="5436000" cy="10347648"/>
                     </a:xfrm>
                     <a:prstGeom prst="rect"/>
                   </pic:spPr>
@@ -329,7 +329,7 @@
       <w:r>
         <w:drawing>
           <wp:inline xmlns:a="http://schemas.openxmlformats.org/drawingml/2006/main" xmlns:pic="http://schemas.openxmlformats.org/drawingml/2006/picture">
-            <wp:extent cx="5742000" cy="9928700"/>
+            <wp:extent cx="5436000" cy="15677451"/>
             <wp:docPr id="3" name="Picture 3"/>
             <wp:cNvGraphicFramePr>
               <a:graphicFrameLocks noChangeAspect="1"/>
@@ -350,7 +350,7 @@
                   <pic:spPr>
                     <a:xfrm>
                       <a:off x="0" y="0"/>
-                      <a:ext cx="5742000" cy="9928700"/>
+                      <a:ext cx="5436000" cy="15677451"/>
                     </a:xfrm>
                     <a:prstGeom prst="rect"/>
                   </pic:spPr>
@@ -394,7 +394,7 @@
       <w:r>
         <w:drawing>
           <wp:inline xmlns:a="http://schemas.openxmlformats.org/drawingml/2006/main" xmlns:pic="http://schemas.openxmlformats.org/drawingml/2006/picture">
-            <wp:extent cx="5742000" cy="5170322"/>
+            <wp:extent cx="5436000" cy="8163956"/>
             <wp:docPr id="4" name="Picture 4"/>
             <wp:cNvGraphicFramePr>
               <a:graphicFrameLocks noChangeAspect="1"/>
@@ -415,7 +415,7 @@
                   <pic:spPr>
                     <a:xfrm>
                       <a:off x="0" y="0"/>
-                      <a:ext cx="5742000" cy="5170322"/>
+                      <a:ext cx="5436000" cy="8163956"/>
                     </a:xfrm>
                     <a:prstGeom prst="rect"/>
                   </pic:spPr>
